--- a/wiki/reports/06_Claude_활용/Claude_파일럿2기_중간보고_요약본_한경준_20260914.docx
+++ b/wiki/reports/06_Claude_활용/Claude_파일럿2기_중간보고_요약본_한경준_20260914.docx
@@ -2066,7 +2066,7 @@
                 <w:sz w:val="25"/>
                 <w:szCs w:val="25"/>
               </w:rPr>
-              <w:t xml:space="preserve">5개 화면 조회 성공, 상태코드 해석 미완</w:t>
+              <w:t xml:space="preserve">5개 화면 조회 성공 · 코드 49개 수집, 명칭표 미확보</w:t>
             </w:r>
           </w:p>
         </w:tc>

--- a/wiki/reports/06_Claude_활용/Claude_파일럿2기_중간보고_요약본_한경준_20260914.docx
+++ b/wiki/reports/06_Claude_활용/Claude_파일럿2기_중간보고_요약본_한경준_20260914.docx
@@ -21,7 +21,7 @@
     </w:p>
     <w:p>
       <w:pPr>
-        <w:spacing w:after="300"/>
+        <w:spacing w:after="280"/>
         <w:jc w:val="center"/>
       </w:pPr>
       <w:r>
@@ -31,7 +31,7 @@
           <w:sz w:val="26"/>
           <w:szCs w:val="26"/>
         </w:rPr>
-        <w:t xml:space="preserve">대상 기간 2026. 7. 1 ~ 9. 14   |   생산팀 한경준   |   2026. 9. 14</w:t>
+        <w:t xml:space="preserve">2026. 7. 1 ~ 9. 14   |   생산팀 한경준   |   2026. 9. 14</w:t>
       </w:r>
     </w:p>
     <w:p>
@@ -48,7 +48,7 @@
           <w:sz w:val="30"/>
           <w:szCs w:val="30"/>
         </w:rPr>
-        <w:t xml:space="preserve">1.  한 줄 요약</w:t>
+        <w:t xml:space="preserve">1.  요약</w:t>
       </w:r>
     </w:p>
     <w:p>
@@ -64,23 +64,7 @@
           <w:sz w:val="30"/>
           <w:szCs w:val="30"/>
         </w:rPr>
-        <w:t xml:space="preserve">2기 구간에서 Claude 활용은 「질문·답변」에서 「사람 없이 도는 실행 체계」로 옮겨갔습니다. 매일 손이 들어가던 보고·집계·알림을 자동 실행으로 넘겼고, 사내 ERP를 직접 읽어 현장 화면에 띄우는 단계까지 올라갔습니다.</w:t>
-      </w:r>
-    </w:p>
-    <w:p>
-      <w:pPr>
-        <w:keepNext w:val="false"/>
-        <w:spacing w:after="140" w:before="0" w:line="312"/>
-      </w:pPr>
-      <w:r>
-        <w:rPr>
-          <w:rFonts w:ascii="맑은 고딕" w:cs="맑은 고딕" w:eastAsia="맑은 고딕" w:hAnsi="맑은 고딕"/>
-          <w:b w:val="false"/>
-          <w:bCs w:val="false"/>
-          <w:sz w:val="30"/>
-          <w:szCs w:val="30"/>
-        </w:rPr>
-        <w:t xml:space="preserve">자동화 8개 항목이 가동 중이며 평균 완성도는 76%입니다. 일일보고 생성과 납기 알림은 사람 개입 없이 매일 돌고 있습니다. 9월 초부터 사내 공유폴더 배포만 실패가 이어졌는데, 9월 14일 원인을 확정해 해결했습니다.</w:t>
+        <w:t xml:space="preserve">2기 구간에서는 매일 손이 들어가던 보고·집계·알림을 자동 실행으로 넘기고, 사내 ERP를 직접 읽어 현장 화면에 띄우는 단계까지 진행했습니다. 현재 자동화 8개 항목이 가동 중이며 평균 완성도는 76%입니다.</w:t>
       </w:r>
     </w:p>
     <w:p>
@@ -97,23 +81,7 @@
           <w:sz w:val="30"/>
           <w:szCs w:val="30"/>
         </w:rPr>
-        <w:t xml:space="preserve">2.  파일럿 과제는 어디로 갔나</w:t>
-      </w:r>
-    </w:p>
-    <w:p>
-      <w:pPr>
-        <w:keepNext/>
-        <w:spacing w:after="160" w:before="0" w:line="312"/>
-      </w:pPr>
-      <w:r>
-        <w:rPr>
-          <w:rFonts w:ascii="맑은 고딕" w:cs="맑은 고딕" w:eastAsia="맑은 고딕" w:hAnsi="맑은 고딕"/>
-          <w:b w:val="false"/>
-          <w:bCs w:val="false"/>
-          <w:sz w:val="30"/>
-          <w:szCs w:val="30"/>
-        </w:rPr>
-        <w:t xml:space="preserve">1기 실습과제로 시작한 것들이 지금 어떤 상태인지부터 적습니다. 과제는 「만들어 보기」였고, 그 뒤 실제 업무가 의존하는 시스템으로 옮겼습니다.</w:t>
+        <w:t xml:space="preserve">2.  7~9월 진행 내역</w:t>
       </w:r>
     </w:p>
     <w:tbl>
@@ -129,9 +97,9 @@
         </w:tblBorders>
       </w:tblPr>
       <w:tblGrid>
-        <w:gridCol w:w="2300"/>
-        <w:gridCol w:w="3300"/>
-        <w:gridCol w:w="4038"/>
+        <w:gridCol w:w="700"/>
+        <w:gridCol w:w="1900"/>
+        <w:gridCol w:w="7038"/>
       </w:tblGrid>
       <w:tr>
         <w:trPr>
@@ -139,7 +107,7 @@
         </w:trPr>
         <w:tc>
           <w:tcPr>
-            <w:tcW w:type="dxa" w:w="2300"/>
+            <w:tcW w:type="dxa" w:w="700"/>
             <w:shd w:fill="D9E2F3" w:color="auto" w:val="clear"/>
             <w:tcMar>
               <w:top w:type="dxa" w:w="70"/>
@@ -162,13 +130,13 @@
                 <w:sz w:val="25"/>
                 <w:szCs w:val="25"/>
               </w:rPr>
-              <w:t xml:space="preserve">1기 실습과제</w:t>
-            </w:r>
-          </w:p>
-        </w:tc>
-        <w:tc>
-          <w:tcPr>
-            <w:tcW w:type="dxa" w:w="3300"/>
+              <w:t xml:space="preserve">월</w:t>
+            </w:r>
+          </w:p>
+        </w:tc>
+        <w:tc>
+          <w:tcPr>
+            <w:tcW w:type="dxa" w:w="1900"/>
             <w:shd w:fill="D9E2F3" w:color="auto" w:val="clear"/>
             <w:tcMar>
               <w:top w:type="dxa" w:w="70"/>
@@ -191,13 +159,13 @@
                 <w:sz w:val="25"/>
                 <w:szCs w:val="25"/>
               </w:rPr>
-              <w:t xml:space="preserve">과제가 요구한 수준</w:t>
-            </w:r>
-          </w:p>
-        </w:tc>
-        <w:tc>
-          <w:tcPr>
-            <w:tcW w:type="dxa" w:w="4038"/>
+              <w:t xml:space="preserve">중심</w:t>
+            </w:r>
+          </w:p>
+        </w:tc>
+        <w:tc>
+          <w:tcPr>
+            <w:tcW w:type="dxa" w:w="7038"/>
             <w:shd w:fill="D9E2F3" w:color="auto" w:val="clear"/>
             <w:tcMar>
               <w:top w:type="dxa" w:w="70"/>
@@ -220,7 +188,7 @@
                 <w:sz w:val="25"/>
                 <w:szCs w:val="25"/>
               </w:rPr>
-              <w:t xml:space="preserve">2026. 9. 14 현재</w:t>
+              <w:t xml:space="preserve">주요 내역</w:t>
             </w:r>
           </w:p>
         </w:tc>
@@ -231,18 +199,19 @@
         </w:trPr>
         <w:tc>
           <w:tcPr>
-            <w:tcW w:type="dxa" w:w="2300"/>
-            <w:tcMar>
-              <w:top w:type="dxa" w:w="70"/>
-              <w:left w:type="dxa" w:w="110"/>
-              <w:bottom w:type="dxa" w:w="70"/>
-              <w:right w:type="dxa" w:w="110"/>
-            </w:tcMar>
-            <w:vAlign w:val="center"/>
-          </w:tcPr>
-          <w:p>
-            <w:pPr>
-              <w:spacing w:after="0" w:line="280"/>
+            <w:tcW w:type="dxa" w:w="700"/>
+            <w:tcMar>
+              <w:top w:type="dxa" w:w="70"/>
+              <w:left w:type="dxa" w:w="110"/>
+              <w:bottom w:type="dxa" w:w="70"/>
+              <w:right w:type="dxa" w:w="110"/>
+            </w:tcMar>
+            <w:vAlign w:val="center"/>
+          </w:tcPr>
+          <w:p>
+            <w:pPr>
+              <w:spacing w:after="0" w:line="280"/>
+              <w:jc w:val="center"/>
             </w:pPr>
             <w:r>
               <w:rPr>
@@ -252,61 +221,121 @@
                 <w:sz w:val="25"/>
                 <w:szCs w:val="25"/>
               </w:rPr>
-              <w:t xml:space="preserve">1회차 웹페이지 제작</w:t>
-            </w:r>
-          </w:p>
-        </w:tc>
-        <w:tc>
-          <w:tcPr>
-            <w:tcW w:type="dxa" w:w="3300"/>
-            <w:tcMar>
-              <w:top w:type="dxa" w:w="70"/>
-              <w:left w:type="dxa" w:w="110"/>
-              <w:bottom w:type="dxa" w:w="70"/>
-              <w:right w:type="dxa" w:w="110"/>
-            </w:tcMar>
-            <w:vAlign w:val="center"/>
-          </w:tcPr>
-          <w:p>
-            <w:pPr>
-              <w:spacing w:after="0" w:line="280"/>
-            </w:pPr>
-            <w:r>
-              <w:rPr>
-                <w:rFonts w:ascii="맑은 고딕" w:cs="맑은 고딕" w:eastAsia="맑은 고딕" w:hAnsi="맑은 고딕"/>
-                <w:b w:val="false"/>
-                <w:bCs w:val="false"/>
-                <w:sz w:val="25"/>
-                <w:szCs w:val="25"/>
-              </w:rPr>
-              <w:t xml:space="preserve">입력 폼 1장을 인터넷에 올리기</w:t>
-            </w:r>
-          </w:p>
-        </w:tc>
-        <w:tc>
-          <w:tcPr>
-            <w:tcW w:type="dxa" w:w="4038"/>
-            <w:tcMar>
-              <w:top w:type="dxa" w:w="70"/>
-              <w:left w:type="dxa" w:w="110"/>
-              <w:bottom w:type="dxa" w:w="70"/>
-              <w:right w:type="dxa" w:w="110"/>
-            </w:tcMar>
-            <w:vAlign w:val="center"/>
-          </w:tcPr>
-          <w:p>
-            <w:pPr>
-              <w:spacing w:after="0" w:line="280"/>
-            </w:pPr>
-            <w:r>
-              <w:rPr>
-                <w:rFonts w:ascii="맑은 고딕" w:cs="맑은 고딕" w:eastAsia="맑은 고딕" w:hAnsi="맑은 고딕"/>
-                <w:b w:val="false"/>
-                <w:bCs w:val="false"/>
-                <w:sz w:val="25"/>
-                <w:szCs w:val="25"/>
-              </w:rPr>
-              <w:t xml:space="preserve">생산팀 포털 — 공개 4화면·사내 5화면, 매일 자동 재생성·배포</w:t>
+              <w:t xml:space="preserve">7월</w:t>
+            </w:r>
+          </w:p>
+        </w:tc>
+        <w:tc>
+          <w:tcPr>
+            <w:tcW w:type="dxa" w:w="1900"/>
+            <w:tcMar>
+              <w:top w:type="dxa" w:w="70"/>
+              <w:left w:type="dxa" w:w="110"/>
+              <w:bottom w:type="dxa" w:w="70"/>
+              <w:right w:type="dxa" w:w="110"/>
+            </w:tcMar>
+            <w:vAlign w:val="center"/>
+          </w:tcPr>
+          <w:p>
+            <w:pPr>
+              <w:spacing w:after="40" w:line="280"/>
+            </w:pPr>
+            <w:r>
+              <w:rPr>
+                <w:rFonts w:ascii="맑은 고딕" w:cs="맑은 고딕" w:eastAsia="맑은 고딕" w:hAnsi="맑은 고딕"/>
+                <w:b w:val="false"/>
+                <w:bCs w:val="false"/>
+                <w:sz w:val="25"/>
+                <w:szCs w:val="25"/>
+              </w:rPr>
+              <w:t xml:space="preserve">가공 테스트</w:t>
+            </w:r>
+          </w:p>
+          <w:p>
+            <w:pPr>
+              <w:spacing w:after="0" w:line="280"/>
+            </w:pPr>
+            <w:r>
+              <w:rPr>
+                <w:rFonts w:ascii="맑은 고딕" w:cs="맑은 고딕" w:eastAsia="맑은 고딕" w:hAnsi="맑은 고딕"/>
+                <w:b w:val="false"/>
+                <w:bCs w:val="false"/>
+                <w:sz w:val="25"/>
+                <w:szCs w:val="25"/>
+              </w:rPr>
+              <w:t xml:space="preserve">· 기반 정비</w:t>
+            </w:r>
+          </w:p>
+        </w:tc>
+        <w:tc>
+          <w:tcPr>
+            <w:tcW w:type="dxa" w:w="7038"/>
+            <w:tcMar>
+              <w:top w:type="dxa" w:w="70"/>
+              <w:left w:type="dxa" w:w="110"/>
+              <w:bottom w:type="dxa" w:w="70"/>
+              <w:right w:type="dxa" w:w="110"/>
+            </w:tcMar>
+            <w:vAlign w:val="center"/>
+          </w:tcPr>
+          <w:p>
+            <w:pPr>
+              <w:spacing w:after="40" w:line="280"/>
+            </w:pPr>
+            <w:r>
+              <w:rPr>
+                <w:rFonts w:ascii="맑은 고딕" w:cs="맑은 고딕" w:eastAsia="맑은 고딕" w:hAnsi="맑은 고딕"/>
+                <w:b w:val="false"/>
+                <w:bCs w:val="false"/>
+                <w:sz w:val="25"/>
+                <w:szCs w:val="25"/>
+              </w:rPr>
+              <w:t xml:space="preserve">· AL엔드밀 홈가공 테스트 1~4차 — 공구 파손 조건 규명(Ap 과다), 에지 호닝 비교</w:t>
+            </w:r>
+          </w:p>
+          <w:p>
+            <w:pPr>
+              <w:spacing w:after="40" w:line="280"/>
+            </w:pPr>
+            <w:r>
+              <w:rPr>
+                <w:rFonts w:ascii="맑은 고딕" w:cs="맑은 고딕" w:eastAsia="맑은 고딕" w:hAnsi="맑은 고딕"/>
+                <w:b w:val="false"/>
+                <w:bCs w:val="false"/>
+                <w:sz w:val="25"/>
+                <w:szCs w:val="25"/>
+              </w:rPr>
+              <w:t xml:space="preserve">· 공구 코팅 명칭 체계 확정 · 원통연마 휠 형상·치수 확정</w:t>
+            </w:r>
+          </w:p>
+          <w:p>
+            <w:pPr>
+              <w:spacing w:after="40" w:line="280"/>
+            </w:pPr>
+            <w:r>
+              <w:rPr>
+                <w:rFonts w:ascii="맑은 고딕" w:cs="맑은 고딕" w:eastAsia="맑은 고딕" w:hAnsi="맑은 고딕"/>
+                <w:b w:val="false"/>
+                <w:bCs w:val="false"/>
+                <w:sz w:val="25"/>
+                <w:szCs w:val="25"/>
+              </w:rPr>
+              <w:t xml:space="preserve">· 생산팀 매뉴얼 위키 반영 · 테스트 보고서 표준양식 채택</w:t>
+            </w:r>
+          </w:p>
+          <w:p>
+            <w:pPr>
+              <w:spacing w:after="0" w:line="280"/>
+            </w:pPr>
+            <w:r>
+              <w:rPr>
+                <w:rFonts w:ascii="맑은 고딕" w:cs="맑은 고딕" w:eastAsia="맑은 고딕" w:hAnsi="맑은 고딕"/>
+                <w:b w:val="false"/>
+                <w:bCs w:val="false"/>
+                <w:sz w:val="25"/>
+                <w:szCs w:val="25"/>
+              </w:rPr>
+              <w:t xml:space="preserve">· 일일보고 업로드 실패 원인 확정, 평일 실행으로 전환</w:t>
             </w:r>
           </w:p>
         </w:tc>
@@ -317,7 +346,7 @@
         </w:trPr>
         <w:tc>
           <w:tcPr>
-            <w:tcW w:type="dxa" w:w="2300"/>
+            <w:tcW w:type="dxa" w:w="700"/>
             <w:shd w:fill="F2F2F2" w:color="auto" w:val="clear"/>
             <w:tcMar>
               <w:top w:type="dxa" w:w="70"/>
@@ -330,6 +359,7 @@
           <w:p>
             <w:pPr>
               <w:spacing w:after="0" w:line="280"/>
+              <w:jc w:val="center"/>
             </w:pPr>
             <w:r>
               <w:rPr>
@@ -339,13 +369,13 @@
                 <w:sz w:val="25"/>
                 <w:szCs w:val="25"/>
               </w:rPr>
-              <w:t xml:space="preserve">3회차 납기 알림</w:t>
-            </w:r>
-          </w:p>
-        </w:tc>
-        <w:tc>
-          <w:tcPr>
-            <w:tcW w:type="dxa" w:w="3300"/>
+              <w:t xml:space="preserve">8월</w:t>
+            </w:r>
+          </w:p>
+        </w:tc>
+        <w:tc>
+          <w:tcPr>
+            <w:tcW w:type="dxa" w:w="1900"/>
             <w:shd w:fill="F2F2F2" w:color="auto" w:val="clear"/>
             <w:tcMar>
               <w:top w:type="dxa" w:w="70"/>
@@ -357,23 +387,38 @@
           </w:tcPr>
           <w:p>
             <w:pPr>
-              <w:spacing w:after="0" w:line="280"/>
-            </w:pPr>
-            <w:r>
-              <w:rPr>
-                <w:rFonts w:ascii="맑은 고딕" w:cs="맑은 고딕" w:eastAsia="맑은 고딕" w:hAnsi="맑은 고딕"/>
-                <w:b w:val="false"/>
-                <w:bCs w:val="false"/>
-                <w:sz w:val="25"/>
-                <w:szCs w:val="25"/>
-              </w:rPr>
-              <w:t xml:space="preserve">시트 기반 3일 전 메일 발송</w:t>
-            </w:r>
-          </w:p>
-        </w:tc>
-        <w:tc>
-          <w:tcPr>
-            <w:tcW w:type="dxa" w:w="4038"/>
+              <w:spacing w:after="40" w:line="280"/>
+            </w:pPr>
+            <w:r>
+              <w:rPr>
+                <w:rFonts w:ascii="맑은 고딕" w:cs="맑은 고딕" w:eastAsia="맑은 고딕" w:hAnsi="맑은 고딕"/>
+                <w:b w:val="false"/>
+                <w:bCs w:val="false"/>
+                <w:sz w:val="25"/>
+                <w:szCs w:val="25"/>
+              </w:rPr>
+              <w:t xml:space="preserve">설비 고장 대응</w:t>
+            </w:r>
+          </w:p>
+          <w:p>
+            <w:pPr>
+              <w:spacing w:after="0" w:line="280"/>
+            </w:pPr>
+            <w:r>
+              <w:rPr>
+                <w:rFonts w:ascii="맑은 고딕" w:cs="맑은 고딕" w:eastAsia="맑은 고딕" w:hAnsi="맑은 고딕"/>
+                <w:b w:val="false"/>
+                <w:bCs w:val="false"/>
+                <w:sz w:val="25"/>
+                <w:szCs w:val="25"/>
+              </w:rPr>
+              <w:t xml:space="preserve">· 자료 검수</w:t>
+            </w:r>
+          </w:p>
+        </w:tc>
+        <w:tc>
+          <w:tcPr>
+            <w:tcW w:type="dxa" w:w="7038"/>
             <w:shd w:fill="F2F2F2" w:color="auto" w:val="clear"/>
             <w:tcMar>
               <w:top w:type="dxa" w:w="70"/>
@@ -385,17 +430,239 @@
           </w:tcPr>
           <w:p>
             <w:pPr>
-              <w:spacing w:after="0" w:line="280"/>
-            </w:pPr>
-            <w:r>
-              <w:rPr>
-                <w:rFonts w:ascii="맑은 고딕" w:cs="맑은 고딕" w:eastAsia="맑은 고딕" w:hAnsi="맑은 고딕"/>
-                <w:b w:val="false"/>
-                <w:bCs w:val="false"/>
-                <w:sz w:val="25"/>
-                <w:szCs w:val="25"/>
-              </w:rPr>
-              <w:t xml:space="preserve">v2.0 재작성(Gmail API), 매일 자동 발송 — 대상 기간 51건</w:t>
+              <w:spacing w:after="40" w:line="280"/>
+            </w:pPr>
+            <w:r>
+              <w:rPr>
+                <w:rFonts w:ascii="맑은 고딕" w:cs="맑은 고딕" w:eastAsia="맑은 고딕" w:hAnsi="맑은 고딕"/>
+                <w:b w:val="false"/>
+                <w:bCs w:val="false"/>
+                <w:sz w:val="25"/>
+                <w:szCs w:val="25"/>
+              </w:rPr>
+              <w:t xml:space="preserve">· F 장비 로더 실린더 파손 — 진단, 생산량 실측 비교, 검토보고서, ANCA 정식 발주</w:t>
+            </w:r>
+          </w:p>
+          <w:p>
+            <w:pPr>
+              <w:spacing w:after="40" w:line="280"/>
+            </w:pPr>
+            <w:r>
+              <w:rPr>
+                <w:rFonts w:ascii="맑은 고딕" w:cs="맑은 고딕" w:eastAsia="맑은 고딕" w:hAnsi="맑은 고딕"/>
+                <w:b w:val="false"/>
+                <w:bCs w:val="false"/>
+                <w:sz w:val="25"/>
+                <w:szCs w:val="25"/>
+              </w:rPr>
+              <w:t xml:space="preserve">· GX7 로더 사용 금지 판정 · 에어필터·솔레노이드 밸브 교체</w:t>
+            </w:r>
+          </w:p>
+          <w:p>
+            <w:pPr>
+              <w:spacing w:after="40" w:line="280"/>
+            </w:pPr>
+            <w:r>
+              <w:rPr>
+                <w:rFonts w:ascii="맑은 고딕" w:cs="맑은 고딕" w:eastAsia="맑은 고딕" w:hAnsi="맑은 고딕"/>
+                <w:b w:val="false"/>
+                <w:bCs w:val="false"/>
+                <w:sz w:val="25"/>
+                <w:szCs w:val="25"/>
+              </w:rPr>
+              <w:t xml:space="preserve">· ANCA 장비 4개 항목 정리(지시) · 투자 회수 역산 2개 안</w:t>
+            </w:r>
+          </w:p>
+          <w:p>
+            <w:pPr>
+              <w:spacing w:after="40" w:line="280"/>
+            </w:pPr>
+            <w:r>
+              <w:rPr>
+                <w:rFonts w:ascii="맑은 고딕" w:cs="맑은 고딕" w:eastAsia="맑은 고딕" w:hAnsi="맑은 고딕"/>
+                <w:b w:val="false"/>
+                <w:bCs w:val="false"/>
+                <w:sz w:val="25"/>
+                <w:szCs w:val="25"/>
+              </w:rPr>
+              <w:t xml:space="preserve">· 재연마 단가표 대조 · 8월 일일보고 불일치 12건 소급 재생성</w:t>
+            </w:r>
+          </w:p>
+          <w:p>
+            <w:pPr>
+              <w:spacing w:after="0" w:line="280"/>
+            </w:pPr>
+            <w:r>
+              <w:rPr>
+                <w:rFonts w:ascii="맑은 고딕" w:cs="맑은 고딕" w:eastAsia="맑은 고딕" w:hAnsi="맑은 고딕"/>
+                <w:b w:val="false"/>
+                <w:bCs w:val="false"/>
+                <w:sz w:val="25"/>
+                <w:szCs w:val="25"/>
+              </w:rPr>
+              <w:t xml:space="preserve">· 과거 수리 이력 12건 위키 백필 · 휴무일 단일 소스 신설</w:t>
+            </w:r>
+          </w:p>
+        </w:tc>
+      </w:tr>
+      <w:tr>
+        <w:trPr>
+          <w:cantSplit/>
+        </w:trPr>
+        <w:tc>
+          <w:tcPr>
+            <w:tcW w:type="dxa" w:w="700"/>
+            <w:tcMar>
+              <w:top w:type="dxa" w:w="70"/>
+              <w:left w:type="dxa" w:w="110"/>
+              <w:bottom w:type="dxa" w:w="70"/>
+              <w:right w:type="dxa" w:w="110"/>
+            </w:tcMar>
+            <w:vAlign w:val="center"/>
+          </w:tcPr>
+          <w:p>
+            <w:pPr>
+              <w:spacing w:after="0" w:line="280"/>
+              <w:jc w:val="center"/>
+            </w:pPr>
+            <w:r>
+              <w:rPr>
+                <w:rFonts w:ascii="맑은 고딕" w:cs="맑은 고딕" w:eastAsia="맑은 고딕" w:hAnsi="맑은 고딕"/>
+                <w:b/>
+                <w:bCs/>
+                <w:sz w:val="25"/>
+                <w:szCs w:val="25"/>
+              </w:rPr>
+              <w:t xml:space="preserve">9월</w:t>
+            </w:r>
+          </w:p>
+        </w:tc>
+        <w:tc>
+          <w:tcPr>
+            <w:tcW w:type="dxa" w:w="1900"/>
+            <w:tcMar>
+              <w:top w:type="dxa" w:w="70"/>
+              <w:left w:type="dxa" w:w="110"/>
+              <w:bottom w:type="dxa" w:w="70"/>
+              <w:right w:type="dxa" w:w="110"/>
+            </w:tcMar>
+            <w:vAlign w:val="center"/>
+          </w:tcPr>
+          <w:p>
+            <w:pPr>
+              <w:spacing w:after="40" w:line="280"/>
+            </w:pPr>
+            <w:r>
+              <w:rPr>
+                <w:rFonts w:ascii="맑은 고딕" w:cs="맑은 고딕" w:eastAsia="맑은 고딕" w:hAnsi="맑은 고딕"/>
+                <w:b w:val="false"/>
+                <w:bCs w:val="false"/>
+                <w:sz w:val="25"/>
+                <w:szCs w:val="25"/>
+              </w:rPr>
+              <w:t xml:space="preserve">ERP 연동</w:t>
+            </w:r>
+          </w:p>
+          <w:p>
+            <w:pPr>
+              <w:spacing w:after="0" w:line="280"/>
+            </w:pPr>
+            <w:r>
+              <w:rPr>
+                <w:rFonts w:ascii="맑은 고딕" w:cs="맑은 고딕" w:eastAsia="맑은 고딕" w:hAnsi="맑은 고딕"/>
+                <w:b w:val="false"/>
+                <w:bCs w:val="false"/>
+                <w:sz w:val="25"/>
+                <w:szCs w:val="25"/>
+              </w:rPr>
+              <w:t xml:space="preserve">· 시스템 정비</w:t>
+            </w:r>
+          </w:p>
+        </w:tc>
+        <w:tc>
+          <w:tcPr>
+            <w:tcW w:type="dxa" w:w="7038"/>
+            <w:tcMar>
+              <w:top w:type="dxa" w:w="70"/>
+              <w:left w:type="dxa" w:w="110"/>
+              <w:bottom w:type="dxa" w:w="70"/>
+              <w:right w:type="dxa" w:w="110"/>
+            </w:tcMar>
+            <w:vAlign w:val="center"/>
+          </w:tcPr>
+          <w:p>
+            <w:pPr>
+              <w:spacing w:after="40" w:line="280"/>
+            </w:pPr>
+            <w:r>
+              <w:rPr>
+                <w:rFonts w:ascii="맑은 고딕" w:cs="맑은 고딕" w:eastAsia="맑은 고딕" w:hAnsi="맑은 고딕"/>
+                <w:b w:val="false"/>
+                <w:bCs w:val="false"/>
+                <w:sz w:val="25"/>
+                <w:szCs w:val="25"/>
+              </w:rPr>
+              <w:t xml:space="preserve">· ERP 재연마 A/S 조회 신설, 생산실적 0건 버그 규명, 사용 코드 49개 수집</w:t>
+            </w:r>
+          </w:p>
+          <w:p>
+            <w:pPr>
+              <w:spacing w:after="40" w:line="280"/>
+            </w:pPr>
+            <w:r>
+              <w:rPr>
+                <w:rFonts w:ascii="맑은 고딕" w:cs="맑은 고딕" w:eastAsia="맑은 고딕" w:hAnsi="맑은 고딕"/>
+                <w:b w:val="false"/>
+                <w:bCs w:val="false"/>
+                <w:sz w:val="25"/>
+                <w:szCs w:val="25"/>
+              </w:rPr>
+              <w:t xml:space="preserve">· 포털을 공개용·사내용으로 분리, 현황판에 「오늘 할 일」 신설</w:t>
+            </w:r>
+          </w:p>
+          <w:p>
+            <w:pPr>
+              <w:spacing w:after="40" w:line="280"/>
+            </w:pPr>
+            <w:r>
+              <w:rPr>
+                <w:rFonts w:ascii="맑은 고딕" w:cs="맑은 고딕" w:eastAsia="맑은 고딕" w:hAnsi="맑은 고딕"/>
+                <w:b w:val="false"/>
+                <w:bCs w:val="false"/>
+                <w:sz w:val="25"/>
+                <w:szCs w:val="25"/>
+              </w:rPr>
+              <w:t xml:space="preserve">· 공개 저장소 전수 보안 점검(추적 491건) · 저장소 이관</w:t>
+            </w:r>
+          </w:p>
+          <w:p>
+            <w:pPr>
+              <w:spacing w:after="40" w:line="280"/>
+            </w:pPr>
+            <w:r>
+              <w:rPr>
+                <w:rFonts w:ascii="맑은 고딕" w:cs="맑은 고딕" w:eastAsia="맑은 고딕" w:hAnsi="맑은 고딕"/>
+                <w:b w:val="false"/>
+                <w:bCs w:val="false"/>
+                <w:sz w:val="25"/>
+                <w:szCs w:val="25"/>
+              </w:rPr>
+              <w:t xml:space="preserve">· 휠 관련 표준 인용 오류 정정(19문서) · 확인 필요 대장 착수</w:t>
+            </w:r>
+          </w:p>
+          <w:p>
+            <w:pPr>
+              <w:spacing w:after="0" w:line="280"/>
+            </w:pPr>
+            <w:r>
+              <w:rPr>
+                <w:rFonts w:ascii="맑은 고딕" w:cs="맑은 고딕" w:eastAsia="맑은 고딕" w:hAnsi="맑은 고딕"/>
+                <w:b w:val="false"/>
+                <w:bCs w:val="false"/>
+                <w:sz w:val="25"/>
+                <w:szCs w:val="25"/>
+              </w:rPr>
+              <w:t xml:space="preserve">· 사내 공유폴더 배포 실패 — 원인 확정·해결(9/14)</w:t>
             </w:r>
           </w:p>
         </w:tc>
@@ -404,17 +671,18 @@
     <w:p>
       <w:pPr>
         <w:keepNext w:val="false"/>
-        <w:spacing w:after="140" w:before="140" w:line="312"/>
+        <w:spacing w:after="140" w:before="100" w:line="312"/>
       </w:pPr>
       <w:r>
         <w:rPr>
           <w:rFonts w:ascii="맑은 고딕" w:cs="맑은 고딕" w:eastAsia="맑은 고딕" w:hAnsi="맑은 고딕"/>
           <w:b w:val="false"/>
           <w:bCs w:val="false"/>
-          <w:sz w:val="30"/>
-          <w:szCs w:val="30"/>
+          <w:color w:val="595959"/>
+          <w:sz w:val="24"/>
+          <w:szCs w:val="24"/>
         </w:rPr>
-        <w:t xml:space="preserve">9월에는 「홈페이지 → 쇼핑몰 → ERP」 지시도 검토했습니다. 회사 홈페이지는 이미 있고 기간계 ERP도 2개 돌고 있어, 새로 만드는 대신 「ERP 데이터를 현장·고객 화면에 노출한다」로 목표를 좁혔습니다. 쇼핑몰은 결제·개인정보 처리 때문에 자체 제작 대상에서 제외했습니다.</w:t>
+        <w:t xml:space="preserve">※ 1기 실습과제 3건 중 2건이 실제 운영으로 이어졌습니다 — 1회차 웹페이지 제작은 지금의 생산팀 포털로, 3회차 납기 알림은 매일 자동 발송되는 알림으로 이어졌습니다.</w:t>
       </w:r>
     </w:p>
     <w:p>
@@ -431,494 +699,7 @@
           <w:sz w:val="30"/>
           <w:szCs w:val="30"/>
         </w:rPr>
-        <w:t xml:space="preserve">3.  1기와 무엇이 달라졌나</w:t>
-      </w:r>
-    </w:p>
-    <w:tbl>
-      <w:tblPr>
-        <w:tblW w:type="dxa" w:w="9638"/>
-        <w:tblBorders>
-          <w:top w:val="single" w:color="AAAAAA" w:sz="4"/>
-          <w:left w:val="single" w:color="AAAAAA" w:sz="4"/>
-          <w:bottom w:val="single" w:color="AAAAAA" w:sz="4"/>
-          <w:right w:val="single" w:color="AAAAAA" w:sz="4"/>
-          <w:insideH w:val="single" w:color="AAAAAA" w:sz="4"/>
-          <w:insideV w:val="single" w:color="AAAAAA" w:sz="4"/>
-        </w:tblBorders>
-      </w:tblPr>
-      <w:tblGrid>
-        <w:gridCol w:w="1500"/>
-        <w:gridCol w:w="4069"/>
-        <w:gridCol w:w="4069"/>
-      </w:tblGrid>
-      <w:tr>
-        <w:trPr>
-          <w:tblHeader/>
-        </w:trPr>
-        <w:tc>
-          <w:tcPr>
-            <w:tcW w:type="dxa" w:w="1500"/>
-            <w:shd w:fill="D9E2F3" w:color="auto" w:val="clear"/>
-            <w:tcMar>
-              <w:top w:type="dxa" w:w="70"/>
-              <w:left w:type="dxa" w:w="110"/>
-              <w:bottom w:type="dxa" w:w="70"/>
-              <w:right w:type="dxa" w:w="110"/>
-            </w:tcMar>
-            <w:vAlign w:val="center"/>
-          </w:tcPr>
-          <w:p>
-            <w:pPr>
-              <w:spacing w:after="0" w:line="280"/>
-              <w:jc w:val="center"/>
-            </w:pPr>
-            <w:r>
-              <w:rPr>
-                <w:rFonts w:ascii="맑은 고딕" w:cs="맑은 고딕" w:eastAsia="맑은 고딕" w:hAnsi="맑은 고딕"/>
-                <w:b/>
-                <w:bCs/>
-                <w:sz w:val="26"/>
-                <w:szCs w:val="26"/>
-              </w:rPr>
-              <w:t xml:space="preserve">구분</w:t>
-            </w:r>
-          </w:p>
-        </w:tc>
-        <w:tc>
-          <w:tcPr>
-            <w:tcW w:type="dxa" w:w="4069"/>
-            <w:shd w:fill="D9E2F3" w:color="auto" w:val="clear"/>
-            <w:tcMar>
-              <w:top w:type="dxa" w:w="70"/>
-              <w:left w:type="dxa" w:w="110"/>
-              <w:bottom w:type="dxa" w:w="70"/>
-              <w:right w:type="dxa" w:w="110"/>
-            </w:tcMar>
-            <w:vAlign w:val="center"/>
-          </w:tcPr>
-          <w:p>
-            <w:pPr>
-              <w:spacing w:after="0" w:line="280"/>
-              <w:jc w:val="center"/>
-            </w:pPr>
-            <w:r>
-              <w:rPr>
-                <w:rFonts w:ascii="맑은 고딕" w:cs="맑은 고딕" w:eastAsia="맑은 고딕" w:hAnsi="맑은 고딕"/>
-                <w:b/>
-                <w:bCs/>
-                <w:sz w:val="26"/>
-                <w:szCs w:val="26"/>
-              </w:rPr>
-              <w:t xml:space="preserve">1기 (4~7월)</w:t>
-            </w:r>
-          </w:p>
-        </w:tc>
-        <w:tc>
-          <w:tcPr>
-            <w:tcW w:type="dxa" w:w="4069"/>
-            <w:shd w:fill="D9E2F3" w:color="auto" w:val="clear"/>
-            <w:tcMar>
-              <w:top w:type="dxa" w:w="70"/>
-              <w:left w:type="dxa" w:w="110"/>
-              <w:bottom w:type="dxa" w:w="70"/>
-              <w:right w:type="dxa" w:w="110"/>
-            </w:tcMar>
-            <w:vAlign w:val="center"/>
-          </w:tcPr>
-          <w:p>
-            <w:pPr>
-              <w:spacing w:after="0" w:line="280"/>
-              <w:jc w:val="center"/>
-            </w:pPr>
-            <w:r>
-              <w:rPr>
-                <w:rFonts w:ascii="맑은 고딕" w:cs="맑은 고딕" w:eastAsia="맑은 고딕" w:hAnsi="맑은 고딕"/>
-                <w:b/>
-                <w:bCs/>
-                <w:sz w:val="26"/>
-                <w:szCs w:val="26"/>
-              </w:rPr>
-              <w:t xml:space="preserve">2기 (7~9월)</w:t>
-            </w:r>
-          </w:p>
-        </w:tc>
-      </w:tr>
-      <w:tr>
-        <w:trPr>
-          <w:cantSplit/>
-        </w:trPr>
-        <w:tc>
-          <w:tcPr>
-            <w:tcW w:type="dxa" w:w="1500"/>
-            <w:tcMar>
-              <w:top w:type="dxa" w:w="70"/>
-              <w:left w:type="dxa" w:w="110"/>
-              <w:bottom w:type="dxa" w:w="70"/>
-              <w:right w:type="dxa" w:w="110"/>
-            </w:tcMar>
-            <w:vAlign w:val="center"/>
-          </w:tcPr>
-          <w:p>
-            <w:pPr>
-              <w:spacing w:after="0" w:line="280"/>
-            </w:pPr>
-            <w:r>
-              <w:rPr>
-                <w:rFonts w:ascii="맑은 고딕" w:cs="맑은 고딕" w:eastAsia="맑은 고딕" w:hAnsi="맑은 고딕"/>
-                <w:b/>
-                <w:bCs/>
-                <w:sz w:val="26"/>
-                <w:szCs w:val="26"/>
-              </w:rPr>
-              <w:t xml:space="preserve">중심</w:t>
-            </w:r>
-          </w:p>
-        </w:tc>
-        <w:tc>
-          <w:tcPr>
-            <w:tcW w:type="dxa" w:w="4069"/>
-            <w:tcMar>
-              <w:top w:type="dxa" w:w="70"/>
-              <w:left w:type="dxa" w:w="110"/>
-              <w:bottom w:type="dxa" w:w="70"/>
-              <w:right w:type="dxa" w:w="110"/>
-            </w:tcMar>
-            <w:vAlign w:val="center"/>
-          </w:tcPr>
-          <w:p>
-            <w:pPr>
-              <w:spacing w:after="0" w:line="280"/>
-            </w:pPr>
-            <w:r>
-              <w:rPr>
-                <w:rFonts w:ascii="맑은 고딕" w:cs="맑은 고딕" w:eastAsia="맑은 고딕" w:hAnsi="맑은 고딕"/>
-                <w:b w:val="false"/>
-                <w:bCs w:val="false"/>
-                <w:sz w:val="26"/>
-                <w:szCs w:val="26"/>
-              </w:rPr>
-              <w:t xml:space="preserve">지식 축적 — 위키·인수인계 체계</w:t>
-            </w:r>
-          </w:p>
-        </w:tc>
-        <w:tc>
-          <w:tcPr>
-            <w:tcW w:type="dxa" w:w="4069"/>
-            <w:tcMar>
-              <w:top w:type="dxa" w:w="70"/>
-              <w:left w:type="dxa" w:w="110"/>
-              <w:bottom w:type="dxa" w:w="70"/>
-              <w:right w:type="dxa" w:w="110"/>
-            </w:tcMar>
-            <w:vAlign w:val="center"/>
-          </w:tcPr>
-          <w:p>
-            <w:pPr>
-              <w:spacing w:after="0" w:line="280"/>
-            </w:pPr>
-            <w:r>
-              <w:rPr>
-                <w:rFonts w:ascii="맑은 고딕" w:cs="맑은 고딕" w:eastAsia="맑은 고딕" w:hAnsi="맑은 고딕"/>
-                <w:b w:val="false"/>
-                <w:bCs w:val="false"/>
-                <w:sz w:val="26"/>
-                <w:szCs w:val="26"/>
-              </w:rPr>
-              <w:t xml:space="preserve">실행 자동화 — 무인 가동 체계</w:t>
-            </w:r>
-          </w:p>
-        </w:tc>
-      </w:tr>
-      <w:tr>
-        <w:trPr>
-          <w:cantSplit/>
-        </w:trPr>
-        <w:tc>
-          <w:tcPr>
-            <w:tcW w:type="dxa" w:w="1500"/>
-            <w:shd w:fill="F2F2F2" w:color="auto" w:val="clear"/>
-            <w:tcMar>
-              <w:top w:type="dxa" w:w="70"/>
-              <w:left w:type="dxa" w:w="110"/>
-              <w:bottom w:type="dxa" w:w="70"/>
-              <w:right w:type="dxa" w:w="110"/>
-            </w:tcMar>
-            <w:vAlign w:val="center"/>
-          </w:tcPr>
-          <w:p>
-            <w:pPr>
-              <w:spacing w:after="0" w:line="280"/>
-            </w:pPr>
-            <w:r>
-              <w:rPr>
-                <w:rFonts w:ascii="맑은 고딕" w:cs="맑은 고딕" w:eastAsia="맑은 고딕" w:hAnsi="맑은 고딕"/>
-                <w:b/>
-                <w:bCs/>
-                <w:sz w:val="26"/>
-                <w:szCs w:val="26"/>
-              </w:rPr>
-              <w:t xml:space="preserve">데이터</w:t>
-            </w:r>
-          </w:p>
-        </w:tc>
-        <w:tc>
-          <w:tcPr>
-            <w:tcW w:type="dxa" w:w="4069"/>
-            <w:shd w:fill="F2F2F2" w:color="auto" w:val="clear"/>
-            <w:tcMar>
-              <w:top w:type="dxa" w:w="70"/>
-              <w:left w:type="dxa" w:w="110"/>
-              <w:bottom w:type="dxa" w:w="70"/>
-              <w:right w:type="dxa" w:w="110"/>
-            </w:tcMar>
-            <w:vAlign w:val="center"/>
-          </w:tcPr>
-          <w:p>
-            <w:pPr>
-              <w:spacing w:after="0" w:line="280"/>
-            </w:pPr>
-            <w:r>
-              <w:rPr>
-                <w:rFonts w:ascii="맑은 고딕" w:cs="맑은 고딕" w:eastAsia="맑은 고딕" w:hAnsi="맑은 고딕"/>
-                <w:b w:val="false"/>
-                <w:bCs w:val="false"/>
-                <w:sz w:val="26"/>
-                <w:szCs w:val="26"/>
-              </w:rPr>
-              <w:t xml:space="preserve">엑셀을 사람이 열어 집계</w:t>
-            </w:r>
-          </w:p>
-        </w:tc>
-        <w:tc>
-          <w:tcPr>
-            <w:tcW w:type="dxa" w:w="4069"/>
-            <w:shd w:fill="F2F2F2" w:color="auto" w:val="clear"/>
-            <w:tcMar>
-              <w:top w:type="dxa" w:w="70"/>
-              <w:left w:type="dxa" w:w="110"/>
-              <w:bottom w:type="dxa" w:w="70"/>
-              <w:right w:type="dxa" w:w="110"/>
-            </w:tcMar>
-            <w:vAlign w:val="center"/>
-          </w:tcPr>
-          <w:p>
-            <w:pPr>
-              <w:spacing w:after="0" w:line="280"/>
-            </w:pPr>
-            <w:r>
-              <w:rPr>
-                <w:rFonts w:ascii="맑은 고딕" w:cs="맑은 고딕" w:eastAsia="맑은 고딕" w:hAnsi="맑은 고딕"/>
-                <w:b w:val="false"/>
-                <w:bCs w:val="false"/>
-                <w:sz w:val="26"/>
-                <w:szCs w:val="26"/>
-              </w:rPr>
-              <w:t xml:space="preserve">ERP를 직접 조회해 화면·집계에 반영</w:t>
-            </w:r>
-          </w:p>
-        </w:tc>
-      </w:tr>
-      <w:tr>
-        <w:trPr>
-          <w:cantSplit/>
-        </w:trPr>
-        <w:tc>
-          <w:tcPr>
-            <w:tcW w:type="dxa" w:w="1500"/>
-            <w:tcMar>
-              <w:top w:type="dxa" w:w="70"/>
-              <w:left w:type="dxa" w:w="110"/>
-              <w:bottom w:type="dxa" w:w="70"/>
-              <w:right w:type="dxa" w:w="110"/>
-            </w:tcMar>
-            <w:vAlign w:val="center"/>
-          </w:tcPr>
-          <w:p>
-            <w:pPr>
-              <w:spacing w:after="0" w:line="280"/>
-            </w:pPr>
-            <w:r>
-              <w:rPr>
-                <w:rFonts w:ascii="맑은 고딕" w:cs="맑은 고딕" w:eastAsia="맑은 고딕" w:hAnsi="맑은 고딕"/>
-                <w:b/>
-                <w:bCs/>
-                <w:sz w:val="26"/>
-                <w:szCs w:val="26"/>
-              </w:rPr>
-              <w:t xml:space="preserve">산출물</w:t>
-            </w:r>
-          </w:p>
-        </w:tc>
-        <w:tc>
-          <w:tcPr>
-            <w:tcW w:type="dxa" w:w="4069"/>
-            <w:tcMar>
-              <w:top w:type="dxa" w:w="70"/>
-              <w:left w:type="dxa" w:w="110"/>
-              <w:bottom w:type="dxa" w:w="70"/>
-              <w:right w:type="dxa" w:w="110"/>
-            </w:tcMar>
-            <w:vAlign w:val="center"/>
-          </w:tcPr>
-          <w:p>
-            <w:pPr>
-              <w:spacing w:after="0" w:line="280"/>
-            </w:pPr>
-            <w:r>
-              <w:rPr>
-                <w:rFonts w:ascii="맑은 고딕" w:cs="맑은 고딕" w:eastAsia="맑은 고딕" w:hAnsi="맑은 고딕"/>
-                <w:b w:val="false"/>
-                <w:bCs w:val="false"/>
-                <w:sz w:val="26"/>
-                <w:szCs w:val="26"/>
-              </w:rPr>
-              <w:t xml:space="preserve">위키 페이지, 분석 보고서</w:t>
-            </w:r>
-          </w:p>
-        </w:tc>
-        <w:tc>
-          <w:tcPr>
-            <w:tcW w:type="dxa" w:w="4069"/>
-            <w:tcMar>
-              <w:top w:type="dxa" w:w="70"/>
-              <w:left w:type="dxa" w:w="110"/>
-              <w:bottom w:type="dxa" w:w="70"/>
-              <w:right w:type="dxa" w:w="110"/>
-            </w:tcMar>
-            <w:vAlign w:val="center"/>
-          </w:tcPr>
-          <w:p>
-            <w:pPr>
-              <w:spacing w:after="0" w:line="280"/>
-            </w:pPr>
-            <w:r>
-              <w:rPr>
-                <w:rFonts w:ascii="맑은 고딕" w:cs="맑은 고딕" w:eastAsia="맑은 고딕" w:hAnsi="맑은 고딕"/>
-                <w:b w:val="false"/>
-                <w:bCs w:val="false"/>
-                <w:sz w:val="26"/>
-                <w:szCs w:val="26"/>
-              </w:rPr>
-              <w:t xml:space="preserve">매일 자동 생성되는 보고서·현황판·알림</w:t>
-            </w:r>
-          </w:p>
-        </w:tc>
-      </w:tr>
-      <w:tr>
-        <w:trPr>
-          <w:cantSplit/>
-        </w:trPr>
-        <w:tc>
-          <w:tcPr>
-            <w:tcW w:type="dxa" w:w="1500"/>
-            <w:shd w:fill="F2F2F2" w:color="auto" w:val="clear"/>
-            <w:tcMar>
-              <w:top w:type="dxa" w:w="70"/>
-              <w:left w:type="dxa" w:w="110"/>
-              <w:bottom w:type="dxa" w:w="70"/>
-              <w:right w:type="dxa" w:w="110"/>
-            </w:tcMar>
-            <w:vAlign w:val="center"/>
-          </w:tcPr>
-          <w:p>
-            <w:pPr>
-              <w:spacing w:after="0" w:line="280"/>
-            </w:pPr>
-            <w:r>
-              <w:rPr>
-                <w:rFonts w:ascii="맑은 고딕" w:cs="맑은 고딕" w:eastAsia="맑은 고딕" w:hAnsi="맑은 고딕"/>
-                <w:b/>
-                <w:bCs/>
-                <w:sz w:val="26"/>
-                <w:szCs w:val="26"/>
-              </w:rPr>
-              <w:t xml:space="preserve">품질</w:t>
-            </w:r>
-          </w:p>
-        </w:tc>
-        <w:tc>
-          <w:tcPr>
-            <w:tcW w:type="dxa" w:w="4069"/>
-            <w:shd w:fill="F2F2F2" w:color="auto" w:val="clear"/>
-            <w:tcMar>
-              <w:top w:type="dxa" w:w="70"/>
-              <w:left w:type="dxa" w:w="110"/>
-              <w:bottom w:type="dxa" w:w="70"/>
-              <w:right w:type="dxa" w:w="110"/>
-            </w:tcMar>
-            <w:vAlign w:val="center"/>
-          </w:tcPr>
-          <w:p>
-            <w:pPr>
-              <w:spacing w:after="0" w:line="280"/>
-            </w:pPr>
-            <w:r>
-              <w:rPr>
-                <w:rFonts w:ascii="맑은 고딕" w:cs="맑은 고딕" w:eastAsia="맑은 고딕" w:hAnsi="맑은 고딕"/>
-                <w:b w:val="false"/>
-                <w:bCs w:val="false"/>
-                <w:sz w:val="26"/>
-                <w:szCs w:val="26"/>
-              </w:rPr>
-              <w:t xml:space="preserve">출처 관리 체계 도입</w:t>
-            </w:r>
-          </w:p>
-        </w:tc>
-        <w:tc>
-          <w:tcPr>
-            <w:tcW w:type="dxa" w:w="4069"/>
-            <w:shd w:fill="F2F2F2" w:color="auto" w:val="clear"/>
-            <w:tcMar>
-              <w:top w:type="dxa" w:w="70"/>
-              <w:left w:type="dxa" w:w="110"/>
-              <w:bottom w:type="dxa" w:w="70"/>
-              <w:right w:type="dxa" w:w="110"/>
-            </w:tcMar>
-            <w:vAlign w:val="center"/>
-          </w:tcPr>
-          <w:p>
-            <w:pPr>
-              <w:spacing w:after="0" w:line="280"/>
-            </w:pPr>
-            <w:r>
-              <w:rPr>
-                <w:rFonts w:ascii="맑은 고딕" w:cs="맑은 고딕" w:eastAsia="맑은 고딕" w:hAnsi="맑은 고딕"/>
-                <w:b w:val="false"/>
-                <w:bCs w:val="false"/>
-                <w:sz w:val="26"/>
-                <w:szCs w:val="26"/>
-              </w:rPr>
-              <w:t xml:space="preserve">신뢰도 4단계 표기 + 자동 점검 도구</w:t>
-            </w:r>
-          </w:p>
-        </w:tc>
-      </w:tr>
-    </w:tbl>
-    <w:p>
-      <w:pPr>
-        <w:spacing w:after="120"/>
-      </w:pPr>
-    </w:p>
-    <w:p>
-      <w:r>
-        <w:br w:type="page"/>
-      </w:r>
-    </w:p>
-    <w:p>
-      <w:pPr>
-        <w:keepNext/>
-        <w:spacing w:after="160" w:before="300" w:line="312"/>
-      </w:pPr>
-      <w:r>
-        <w:rPr>
-          <w:rFonts w:ascii="맑은 고딕" w:cs="맑은 고딕" w:eastAsia="맑은 고딕" w:hAnsi="맑은 고딕"/>
-          <w:b/>
-          <w:bCs/>
-          <w:color w:val="2E5496"/>
-          <w:sz w:val="30"/>
-          <w:szCs w:val="30"/>
-        </w:rPr>
-        <w:t xml:space="preserve">4.  정량 실적 (실측)</w:t>
+        <w:t xml:space="preserve">3.  정량 실적 (실측)</w:t>
       </w:r>
     </w:p>
     <w:tbl>
@@ -1563,7 +1344,7 @@
           <w:sz w:val="24"/>
           <w:szCs w:val="24"/>
         </w:rPr>
-        <w:t xml:space="preserve">※ 확정 결정 8·9월 건수는 초판(9/8) 표에서 44건·60건으로 적었으나 재계수 결과 71건·33건입니다. 원인은 6장 참조.</w:t>
+        <w:t xml:space="preserve">※ 확정 결정 건수는 초판(9/8)에 8월 44건 · 9월 60건으로 적었으나, 재계수 결과 위 값이 맞습니다. 기록 파일의 월별 분리 경계를 월 경계로 오인한 것이며 총계는 같습니다. 초판 값은 지우지 않고 병기합니다.</w:t>
       </w:r>
     </w:p>
     <w:p>
@@ -1580,7 +1361,7 @@
           <w:sz w:val="30"/>
           <w:szCs w:val="30"/>
         </w:rPr>
-        <w:t xml:space="preserve">5.  자동화 8개 항목 완성도</w:t>
+        <w:t xml:space="preserve">4.  자동화 8개 항목 완성도</w:t>
       </w:r>
     </w:p>
     <w:tbl>
@@ -1832,7 +1613,7 @@
                 <w:sz w:val="25"/>
                 <w:szCs w:val="25"/>
               </w:rPr>
-              <w:t xml:space="preserve">생성·공개 배포 무인 가동 / 사내 폴더 배포는 9/14 해결, 자동 실행 검증 대기</w:t>
+              <w:t xml:space="preserve">무인 가동 / 사내 폴더 배포는 9/14 해결, 자동 실행 검증 대기</w:t>
             </w:r>
           </w:p>
         </w:tc>
@@ -2673,7 +2454,7 @@
           <w:sz w:val="24"/>
           <w:szCs w:val="24"/>
         </w:rPr>
-        <w:t xml:space="preserve">완성도는 자기평가가 아니라 실행 로그·산출물 실측으로 판정했습니다. 90% 이상은 「잔여 과제 없음」일 때만 줍니다.</w:t>
+        <w:t xml:space="preserve">완성도는 실행 로그·산출물 실측으로 판정합니다. 90% 이상은 잔여 과제가 없을 때만 줍니다.</w:t>
       </w:r>
     </w:p>
     <w:p>
@@ -2690,7 +2471,7 @@
           <w:sz w:val="30"/>
           <w:szCs w:val="30"/>
         </w:rPr>
-        <w:t xml:space="preserve">6.  운영에서 배운 것 — 「돌아가는 것처럼 보이는 실패」</w:t>
+        <w:t xml:space="preserve">5.  자동화 루틴 실패 건</w:t>
       </w:r>
     </w:p>
     <w:p>
@@ -2708,7 +2489,7 @@
           <w:sz w:val="30"/>
           <w:szCs w:val="30"/>
         </w:rPr>
-        <w:t xml:space="preserve">조용한 실패 3건 — 60회 실행 전부 「정상 완료」였으나 실제 수집은 0건이었던 사례 등. 이후 자동 실행의 정상 여부를 종료코드가 아니라 산출물로 판정하도록 바꿨습니다.</w:t>
+        <w:t xml:space="preserve">자동 실행이 「정상 완료」로 기록되고도 실제 산출물이 없던 사례가 3건 있었습니다. 이후 정상 여부를 종료코드가 아니라 산출물로 판정하도록 바꿨습니다.</w:t>
       </w:r>
     </w:p>
     <w:p>
@@ -2726,41 +2507,12 @@
           <w:sz w:val="30"/>
           <w:szCs w:val="30"/>
         </w:rPr>
-        <w:t xml:space="preserve">사내 폴더 배포는 9/14 해결했습니다. 원인은 자동화가 아니라 진단 절차였습니다 — 9/11에 서버 접속 계정을 잘못된 값으로 덮어썼고, 그때 열려 있던 접속 세션이 사흘간 그 사실을 가렸습니다. 주말 재부팅으로 세션이 사라지자 한꺼번에 드러났습니다.</w:t>
+        <w:t xml:space="preserve">사내 폴더 배포는 성공 1회를 근거로 종결했다가 재발했고, 9/14에 원인을 확정해 해결했습니다.</w:t>
       </w:r>
     </w:p>
     <w:p>
-      <w:pPr>
-        <w:pStyle w:val="ListParagraph"/>
-        <w:numPr>
-          <w:ilvl w:val="0"/>
-          <w:numId w:val="1"/>
-        </w:numPr>
-        <w:spacing w:after="90" w:line="312"/>
-      </w:pPr>
       <w:r>
-        <w:rPr>
-          <w:rFonts w:ascii="맑은 고딕" w:cs="맑은 고딕" w:eastAsia="맑은 고딕" w:hAnsi="맑은 고딕"/>
-          <w:sz w:val="30"/>
-          <w:szCs w:val="30"/>
-        </w:rPr>
-        <w:t xml:space="preserve">보고서 자신의 수치도 틀렸습니다. 기록 파일의 아카이브 분리 경계(8/20)를 월 경계로 오인해 8월분 27건이 9월로 넘어가 있었습니다. 총계가 우연히 맞아 합계 대조로는 잡히지 않았습니다.</w:t>
-      </w:r>
-    </w:p>
-    <w:p>
-      <w:pPr>
-        <w:keepNext w:val="false"/>
-        <w:spacing w:after="140" w:before="120" w:line="312"/>
-      </w:pPr>
-      <w:r>
-        <w:rPr>
-          <w:rFonts w:ascii="맑은 고딕" w:cs="맑은 고딕" w:eastAsia="맑은 고딕" w:hAnsi="맑은 고딕"/>
-          <w:b w:val="false"/>
-          <w:bCs w:val="false"/>
-          <w:sz w:val="30"/>
-          <w:szCs w:val="30"/>
-        </w:rPr>
-        <w:t xml:space="preserve">공통점은 「한 번 됐다」를 「된다」로 읽은 것입니다. 검증되지 않은 값이 기준값처럼 굳는 것을 막는 것이 이 체계의 목적이고, 이번에는 그 대상이 보고서 자신이었습니다.</w:t>
+        <w:br w:type="page"/>
       </w:r>
     </w:p>
     <w:p>
@@ -2777,7 +2529,7 @@
           <w:sz w:val="30"/>
           <w:szCs w:val="30"/>
         </w:rPr>
-        <w:t xml:space="preserve">7.  리스크와 필요 지원</w:t>
+        <w:t xml:space="preserve">6.  리스크와 필요 지원</w:t>
       </w:r>
     </w:p>
     <w:p>
@@ -2793,7 +2545,7 @@
           <w:sz w:val="30"/>
           <w:szCs w:val="30"/>
         </w:rPr>
-        <w:t xml:space="preserve">자동화는 대부분 담당자 1인이 만들고 운용합니다. 계정이 중단돼도 이미 등록된 자동 실행은 계속 돌지만, 오류가 나면 고칠 사람이 없습니다. 「사람 없이 돌아간다」와 「사람 없이 유지된다」는 다릅니다.</w:t>
+        <w:t xml:space="preserve">자동화는 대부분 담당자 1인이 만들고 운용합니다. 계정이 중단돼도 등록된 자동 실행은 계속 돌지만, 오류가 나면 고칠 사람이 없습니다.</w:t>
       </w:r>
     </w:p>
     <w:tbl>
@@ -2998,7 +2750,7 @@
     </w:tbl>
     <w:p>
       <w:pPr>
-        <w:spacing w:after="120"/>
+        <w:spacing w:after="140"/>
       </w:pPr>
     </w:p>
     <w:p>
@@ -3015,7 +2767,7 @@
           <w:sz w:val="30"/>
           <w:szCs w:val="30"/>
         </w:rPr>
-        <w:t xml:space="preserve">8.  4분기 우선 과제</w:t>
+        <w:t xml:space="preserve">7.  4분기 우선 과제</w:t>
       </w:r>
     </w:p>
     <w:tbl>
@@ -3640,7 +3392,7 @@
           <w:sz w:val="24"/>
           <w:szCs w:val="24"/>
         </w:rPr>
-        <w:t xml:space="preserve">상세 근거·판정 내역은 전체본(Claude_파일럿2기_중간보고서_한경준_20260914.docx)에 있습니다.</w:t>
+        <w:t xml:space="preserve">상세 내역은 전체본(Claude_파일럿2기_중간보고서_한경준_20260914.docx)에 있습니다.</w:t>
       </w:r>
     </w:p>
     <w:sectPr>
